--- a/reactjs/API Documentation for online shop.docx
+++ b/reactjs/API Documentation for online shop.docx
@@ -68,7 +68,7 @@
           <w:sz w:val="20"/>
           <w:szCs w:val="36"/>
         </w:rPr>
-        <w:t>Category</w:t>
+        <w:t>Used to get all the categories or specific category</w:t>
       </w:r>
     </w:p>
     <w:p>
@@ -133,16 +133,40 @@
           <w:szCs w:val="36"/>
         </w:rPr>
       </w:pPr>
-      <w:r>
-        <w:rPr>
-          <w:rFonts w:ascii="Consolas" w:eastAsiaTheme="majorEastAsia" w:hAnsi="Consolas" w:cstheme="majorBidi"/>
-          <w:b/>
-          <w:bCs/>
-          <w:color w:val="000000" w:themeColor="text1"/>
-          <w:sz w:val="20"/>
-          <w:szCs w:val="36"/>
-        </w:rPr>
-        <w:t>id (optional): Category ID</w:t>
+      <w:proofErr w:type="gramStart"/>
+      <w:r>
+        <w:rPr>
+          <w:rFonts w:ascii="Consolas" w:eastAsiaTheme="majorEastAsia" w:hAnsi="Consolas" w:cstheme="majorBidi"/>
+          <w:b/>
+          <w:bCs/>
+          <w:color w:val="000000" w:themeColor="text1"/>
+          <w:sz w:val="20"/>
+          <w:szCs w:val="36"/>
+        </w:rPr>
+        <w:t>id</w:t>
+      </w:r>
+      <w:proofErr w:type="gramEnd"/>
+      <w:r>
+        <w:rPr>
+          <w:rFonts w:ascii="Consolas" w:eastAsiaTheme="majorEastAsia" w:hAnsi="Consolas" w:cstheme="majorBidi"/>
+          <w:b/>
+          <w:bCs/>
+          <w:color w:val="000000" w:themeColor="text1"/>
+          <w:sz w:val="20"/>
+          <w:szCs w:val="36"/>
+        </w:rPr>
+        <w:t xml:space="preserve"> (optional): Category ID</w:t>
+      </w:r>
+      <w:r>
+        <w:rPr>
+          <w:rFonts w:ascii="Consolas" w:eastAsiaTheme="majorEastAsia" w:hAnsi="Consolas" w:cstheme="majorBidi"/>
+          <w:b/>
+          <w:bCs/>
+          <w:color w:val="000000" w:themeColor="text1"/>
+          <w:sz w:val="20"/>
+          <w:szCs w:val="36"/>
+        </w:rPr>
+        <w:t xml:space="preserve"> (used to get only specific category. </w:t>
       </w:r>
       <w:r>
         <w:rPr>
@@ -465,18 +489,44 @@
           <w:sz w:val="20"/>
           <w:szCs w:val="36"/>
         </w:rPr>
-        <w:t xml:space="preserve"> (required): Category live status (0 or 1)</w:t>
-      </w:r>
-      <w:r>
-        <w:rPr>
-          <w:rFonts w:ascii="Consolas" w:eastAsiaTheme="majorEastAsia" w:hAnsi="Consolas" w:cstheme="majorBidi"/>
-          <w:b/>
-          <w:bCs/>
-          <w:color w:val="000000" w:themeColor="text1"/>
-          <w:sz w:val="20"/>
-          <w:szCs w:val="36"/>
-        </w:rPr>
-        <w:br/>
+        <w:t xml:space="preserve"> (required)</w:t>
+      </w:r>
+      <w:r>
+        <w:rPr>
+          <w:rFonts w:ascii="Consolas" w:eastAsiaTheme="majorEastAsia" w:hAnsi="Consolas" w:cstheme="majorBidi"/>
+          <w:b/>
+          <w:bCs/>
+          <w:color w:val="000000" w:themeColor="text1"/>
+          <w:sz w:val="20"/>
+          <w:szCs w:val="36"/>
+        </w:rPr>
+        <w:t>: Category live status (0 or 1)</w:t>
+      </w:r>
+    </w:p>
+    <w:p>
+      <w:pPr>
+        <w:numPr>
+          <w:ilvl w:val="0"/>
+          <w:numId w:val="3"/>
+        </w:numPr>
+        <w:rPr>
+          <w:rFonts w:ascii="Consolas" w:eastAsiaTheme="majorEastAsia" w:hAnsi="Consolas" w:cstheme="majorBidi"/>
+          <w:b/>
+          <w:bCs/>
+          <w:color w:val="000000" w:themeColor="text1"/>
+          <w:sz w:val="20"/>
+          <w:szCs w:val="36"/>
+        </w:rPr>
+      </w:pPr>
+      <w:r>
+        <w:rPr>
+          <w:rFonts w:ascii="Consolas" w:eastAsiaTheme="majorEastAsia" w:hAnsi="Consolas" w:cstheme="majorBidi"/>
+          <w:b/>
+          <w:bCs/>
+          <w:color w:val="000000" w:themeColor="text1"/>
+          <w:sz w:val="20"/>
+          <w:szCs w:val="36"/>
+        </w:rPr>
         <w:t>Example Call: https://theeasylearnacademy.com/shop/ws/insert_category.php?title=test&amp;photo=testphoto.jpg&amp;islive=0</w:t>
       </w:r>
     </w:p>
@@ -693,18 +743,6 @@
         <w:br/>
         <w:t>Example Call: https://theeasylearnacademy.com/shop/ws/update_category.php?id=8&amp;title=soap&amp;photo=mynewphoto.jpg&amp;islive=0</w:t>
       </w:r>
-    </w:p>
-    <w:p>
-      <w:pPr>
-        <w:rPr>
-          <w:rFonts w:ascii="Consolas" w:eastAsiaTheme="majorEastAsia" w:hAnsi="Consolas" w:cstheme="majorBidi"/>
-          <w:b/>
-          <w:bCs/>
-          <w:color w:val="000000" w:themeColor="text1"/>
-          <w:sz w:val="20"/>
-          <w:szCs w:val="36"/>
-        </w:rPr>
-      </w:pPr>
       <w:r>
         <w:rPr>
           <w:rFonts w:ascii="Consolas" w:eastAsiaTheme="majorEastAsia" w:hAnsi="Consolas" w:cstheme="majorBidi"/>
